--- a/ADG/10장/10장_실습문제_추가서술형.docx
+++ b/ADG/10장/10장_실습문제_추가서술형.docx
@@ -96,7 +96,35 @@
           <w:rFonts w:ascii="맑은 고딕" w:hAnsi="맑은 고딕" w:eastAsia="맑은 고딕"/>
           <w:sz w:val="21"/>
         </w:rPr>
-        <w:t>[추가-03] `SYNC`와 `AFFIRM`이 각각 무엇을 뜻하는지 구별하고, 무손실을 목표로 할 때 두 낱말이 모두 필요한 이유를 설명하라.</w:t>
+        <w:t xml:space="preserve">[추가-03] </w:t>
+      </w:r>
+      <w:r>
+        <w:rPr>
+          <w:rFonts w:ascii="Consolas" w:hAnsi="Consolas" w:eastAsia="맑은 고딕"/>
+          <w:sz w:val="21"/>
+        </w:rPr>
+        <w:t xml:space="preserve">SYNC</w:t>
+      </w:r>
+      <w:r>
+        <w:rPr>
+          <w:rFonts w:ascii="맑은 고딕" w:hAnsi="맑은 고딕" w:eastAsia="맑은 고딕"/>
+          <w:sz w:val="21"/>
+        </w:rPr>
+        <w:t xml:space="preserve">와 </w:t>
+      </w:r>
+      <w:r>
+        <w:rPr>
+          <w:rFonts w:ascii="Consolas" w:hAnsi="Consolas" w:eastAsia="맑은 고딕"/>
+          <w:sz w:val="21"/>
+        </w:rPr>
+        <w:t xml:space="preserve">AFFIRM</w:t>
+      </w:r>
+      <w:r>
+        <w:rPr>
+          <w:rFonts w:ascii="맑은 고딕" w:hAnsi="맑은 고딕" w:eastAsia="맑은 고딕"/>
+          <w:sz w:val="21"/>
+        </w:rPr>
+        <w:t xml:space="preserve">이 각각 무엇을 뜻하는지 구별하고, 무손실을 목표로 할 때 두 낱말이 모두 필요한 이유를 설명하라.</w:t>
       </w:r>
     </w:p>
     <w:p>
@@ -123,7 +151,21 @@
           <w:rFonts w:ascii="맑은 고딕" w:hAnsi="맑은 고딕" w:eastAsia="맑은 고딕"/>
           <w:sz w:val="21"/>
         </w:rPr>
-        <w:t>[추가-04] 세 노드의 `PROTECTION_LEVEL`이 서로 다르게 나타난 이유를 설명하고, 그 결과가 Far Sync 구성의 데이터 손실 위험을 어떻게 규정하는지 서술하라.</w:t>
+        <w:t xml:space="preserve">[추가-04] 세 노드의 </w:t>
+      </w:r>
+      <w:r>
+        <w:rPr>
+          <w:rFonts w:ascii="Consolas" w:hAnsi="Consolas" w:eastAsia="맑은 고딕"/>
+          <w:sz w:val="21"/>
+        </w:rPr>
+        <w:t xml:space="preserve">PROTECTION_LEVEL</w:t>
+      </w:r>
+      <w:r>
+        <w:rPr>
+          <w:rFonts w:ascii="맑은 고딕" w:hAnsi="맑은 고딕" w:eastAsia="맑은 고딕"/>
+          <w:sz w:val="21"/>
+        </w:rPr>
+        <w:t xml:space="preserve">이 서로 다르게 나타난 이유를 설명하고, 그 결과가 Far Sync 구성의 데이터 손실 위험을 어떻게 규정하는지 서술하라.</w:t>
       </w:r>
     </w:p>
     <w:p>
@@ -150,7 +192,21 @@
           <w:rFonts w:ascii="맑은 고딕" w:hAnsi="맑은 고딕" w:eastAsia="맑은 고딕"/>
           <w:sz w:val="21"/>
         </w:rPr>
-        <w:t>[추가-05] `VALID_FOR`가 하는 일을 설명하고, Primary·Far Sync·Cascading Standby 세 경우의 값이 왜 달라야 하는지 각각의 리두 출처와 연결해 서술하라.</w:t>
+        <w:t xml:space="preserve">[추가-05] </w:t>
+      </w:r>
+      <w:r>
+        <w:rPr>
+          <w:rFonts w:ascii="Consolas" w:hAnsi="Consolas" w:eastAsia="맑은 고딕"/>
+          <w:sz w:val="21"/>
+        </w:rPr>
+        <w:t xml:space="preserve">VALID_FOR</w:t>
+      </w:r>
+      <w:r>
+        <w:rPr>
+          <w:rFonts w:ascii="맑은 고딕" w:hAnsi="맑은 고딕" w:eastAsia="맑은 고딕"/>
+          <w:sz w:val="21"/>
+        </w:rPr>
+        <w:t xml:space="preserve">가 하는 일을 설명하고, Primary·Far Sync·Cascading Standby 세 경우의 값이 왜 달라야 하는지 각각의 리두 출처와 연결해 서술하라.</w:t>
       </w:r>
     </w:p>
     <w:p>
@@ -204,7 +260,35 @@
           <w:rFonts w:ascii="맑은 고딕" w:hAnsi="맑은 고딕" w:eastAsia="맑은 고딕"/>
           <w:sz w:val="21"/>
         </w:rPr>
-        <w:t>[추가-07] `V$ARCHIVE_DEST`와 `V$ARCHIVE_DEST_STATUS`의 역할 차이를 설명하고, 어느 열을 어느 뷰에서 찾아야 하는지 정리하라.</w:t>
+        <w:t xml:space="preserve">[추가-07] </w:t>
+      </w:r>
+      <w:r>
+        <w:rPr>
+          <w:rFonts w:ascii="Consolas" w:hAnsi="Consolas" w:eastAsia="맑은 고딕"/>
+          <w:sz w:val="21"/>
+        </w:rPr>
+        <w:t xml:space="preserve">V$ARCHIVE_DEST</w:t>
+      </w:r>
+      <w:r>
+        <w:rPr>
+          <w:rFonts w:ascii="맑은 고딕" w:hAnsi="맑은 고딕" w:eastAsia="맑은 고딕"/>
+          <w:sz w:val="21"/>
+        </w:rPr>
+        <w:t xml:space="preserve">와 </w:t>
+      </w:r>
+      <w:r>
+        <w:rPr>
+          <w:rFonts w:ascii="Consolas" w:hAnsi="Consolas" w:eastAsia="맑은 고딕"/>
+          <w:sz w:val="21"/>
+        </w:rPr>
+        <w:t xml:space="preserve">V$ARCHIVE_DEST_STATUS</w:t>
+      </w:r>
+      <w:r>
+        <w:rPr>
+          <w:rFonts w:ascii="맑은 고딕" w:hAnsi="맑은 고딕" w:eastAsia="맑은 고딕"/>
+          <w:sz w:val="21"/>
+        </w:rPr>
+        <w:t xml:space="preserve">의 역할 차이를 설명하고, 어느 열을 어느 뷰에서 찾아야 하는지 정리하라.</w:t>
       </w:r>
     </w:p>
     <w:p>
@@ -266,7 +350,49 @@
           <w:rFonts w:ascii="맑은 고딕" w:hAnsi="맑은 고딕" w:eastAsia="맑은 고딕"/>
           <w:sz w:val="21"/>
         </w:rPr>
-        <w:t>[추가-09] Far Sync에 SRL을 만들려 하자 네 그룹 모두 ORA-01184가 났다. 원인을 진단하고, `ADD`·`DROP 후 ADD`·`CLEAR` 세 방법을 비교해 최선을 고른 뒤 그 근거를 쓰라.</w:t>
+        <w:t xml:space="preserve">[추가-09] Far Sync에 SRL을 만들려 하자 네 그룹 모두 ORA-01184가 났다. 원인을 진단하고, </w:t>
+      </w:r>
+      <w:r>
+        <w:rPr>
+          <w:rFonts w:ascii="Consolas" w:hAnsi="Consolas" w:eastAsia="맑은 고딕"/>
+          <w:sz w:val="21"/>
+        </w:rPr>
+        <w:t xml:space="preserve">ADD</w:t>
+      </w:r>
+      <w:r>
+        <w:rPr>
+          <w:rFonts w:ascii="맑은 고딕" w:hAnsi="맑은 고딕" w:eastAsia="맑은 고딕"/>
+          <w:sz w:val="21"/>
+        </w:rPr>
+        <w:t xml:space="preserve">·</w:t>
+      </w:r>
+      <w:r>
+        <w:rPr>
+          <w:rFonts w:ascii="Consolas" w:hAnsi="Consolas" w:eastAsia="맑은 고딕"/>
+          <w:sz w:val="21"/>
+        </w:rPr>
+        <w:t xml:space="preserve">DROP 후 ADD</w:t>
+      </w:r>
+      <w:r>
+        <w:rPr>
+          <w:rFonts w:ascii="맑은 고딕" w:hAnsi="맑은 고딕" w:eastAsia="맑은 고딕"/>
+          <w:sz w:val="21"/>
+        </w:rPr>
+        <w:t xml:space="preserve">·</w:t>
+      </w:r>
+      <w:r>
+        <w:rPr>
+          <w:rFonts w:ascii="Consolas" w:hAnsi="Consolas" w:eastAsia="맑은 고딕"/>
+          <w:sz w:val="21"/>
+        </w:rPr>
+        <w:t xml:space="preserve">CLEAR</w:t>
+      </w:r>
+      <w:r>
+        <w:rPr>
+          <w:rFonts w:ascii="맑은 고딕" w:hAnsi="맑은 고딕" w:eastAsia="맑은 고딕"/>
+          <w:sz w:val="21"/>
+        </w:rPr>
+        <w:t xml:space="preserve"> 세 방법을 비교해 최선을 고른 뒤 그 근거를 쓰라.</w:t>
       </w:r>
     </w:p>
     <w:p>
@@ -320,7 +446,35 @@
           <w:rFonts w:ascii="맑은 고딕" w:hAnsi="맑은 고딕" w:eastAsia="맑은 고딕"/>
           <w:sz w:val="21"/>
         </w:rPr>
-        <w:t>[추가-11] 계단식 목적지를 설정했는데 리두가 전달되지 않는다. `STATUS`는 `VALID`다. 무엇을 의심하고 어떤 열을 확인해야 하는지, 그리고 왜 이 문제가 발견하기 어려운지 서술하라.</w:t>
+        <w:t xml:space="preserve">[추가-11] 계단식 목적지를 설정했는데 리두가 전달되지 않는다. </w:t>
+      </w:r>
+      <w:r>
+        <w:rPr>
+          <w:rFonts w:ascii="Consolas" w:hAnsi="Consolas" w:eastAsia="맑은 고딕"/>
+          <w:sz w:val="21"/>
+        </w:rPr>
+        <w:t xml:space="preserve">STATUS</w:t>
+      </w:r>
+      <w:r>
+        <w:rPr>
+          <w:rFonts w:ascii="맑은 고딕" w:hAnsi="맑은 고딕" w:eastAsia="맑은 고딕"/>
+          <w:sz w:val="21"/>
+        </w:rPr>
+        <w:t xml:space="preserve">는 </w:t>
+      </w:r>
+      <w:r>
+        <w:rPr>
+          <w:rFonts w:ascii="Consolas" w:hAnsi="Consolas" w:eastAsia="맑은 고딕"/>
+          <w:sz w:val="21"/>
+        </w:rPr>
+        <w:t xml:space="preserve">VALID</w:t>
+      </w:r>
+      <w:r>
+        <w:rPr>
+          <w:rFonts w:ascii="맑은 고딕" w:hAnsi="맑은 고딕" w:eastAsia="맑은 고딕"/>
+          <w:sz w:val="21"/>
+        </w:rPr>
+        <w:t xml:space="preserve">다. 무엇을 의심하고 어떤 열을 확인해야 하는지, 그리고 왜 이 문제가 발견하기 어려운지 서술하라.</w:t>
       </w:r>
     </w:p>
     <w:p>
@@ -347,7 +501,21 @@
           <w:rFonts w:ascii="맑은 고딕" w:hAnsi="맑은 고딕" w:eastAsia="맑은 고딕"/>
           <w:sz w:val="21"/>
         </w:rPr>
-        <w:t>[추가-12] Far Sync 노드가 장애로 정지했다. `MAXIMUM AVAILABILITY` 구성에서 Primary와 Standby에 각각 무슨 일이 일어나는지 설명하고, 이를 대비하는 설계 두 가지를 제시하라.</w:t>
+        <w:t xml:space="preserve">[추가-12] Far Sync 노드가 장애로 정지했다. </w:t>
+      </w:r>
+      <w:r>
+        <w:rPr>
+          <w:rFonts w:ascii="Consolas" w:hAnsi="Consolas" w:eastAsia="맑은 고딕"/>
+          <w:sz w:val="21"/>
+        </w:rPr>
+        <w:t xml:space="preserve">MAXIMUM AVAILABILITY</w:t>
+      </w:r>
+      <w:r>
+        <w:rPr>
+          <w:rFonts w:ascii="맑은 고딕" w:hAnsi="맑은 고딕" w:eastAsia="맑은 고딕"/>
+          <w:sz w:val="21"/>
+        </w:rPr>
+        <w:t xml:space="preserve"> 구성에서 Primary와 Standby에 각각 무슨 일이 일어나는지 설명하고, 이를 대비하는 설계 두 가지를 제시하라.</w:t>
       </w:r>
     </w:p>
     <w:p>
@@ -374,7 +542,21 @@
           <w:rFonts w:ascii="맑은 고딕" w:hAnsi="맑은 고딕" w:eastAsia="맑은 고딕"/>
           <w:sz w:val="21"/>
         </w:rPr>
-        <w:t>[추가-13] Far Sync 인스턴스의 알림 로그를 `diag/rdbms/chicago/farsync/`에서 찾았으나 없었다. 원인을 밝히고, 추측 대신 쓸 수 있는 확실한 방법을 제시하라.</w:t>
+        <w:t xml:space="preserve">[추가-13] Far Sync 인스턴스의 알림 로그를 </w:t>
+      </w:r>
+      <w:r>
+        <w:rPr>
+          <w:rFonts w:ascii="Consolas" w:hAnsi="Consolas" w:eastAsia="맑은 고딕"/>
+          <w:sz w:val="21"/>
+        </w:rPr>
+        <w:t xml:space="preserve">diag/rdbms/chicago/farsync/</w:t>
+      </w:r>
+      <w:r>
+        <w:rPr>
+          <w:rFonts w:ascii="맑은 고딕" w:hAnsi="맑은 고딕" w:eastAsia="맑은 고딕"/>
+          <w:sz w:val="21"/>
+        </w:rPr>
+        <w:t xml:space="preserve">에서 찾았으나 없었다. 원인을 밝히고, 추측 대신 쓸 수 있는 확실한 방법을 제시하라.</w:t>
       </w:r>
     </w:p>
     <w:p>
@@ -517,7 +699,35 @@
           <w:rFonts w:ascii="맑은 고딕" w:hAnsi="맑은 고딕" w:eastAsia="맑은 고딕"/>
           <w:sz w:val="21"/>
         </w:rPr>
-        <w:t>[추가-18] 보호 모드를 올린 뒤 `PROTECTION_LEVEL`이 `RESYNCHRONIZATION`에 머무를 때의 진단 절차를 쓰라. 정상적인 과도 상태와 실제 문제를 구별하는 기준을 포함한다.</w:t>
+        <w:t xml:space="preserve">[추가-18] 보호 모드를 올린 뒤 </w:t>
+      </w:r>
+      <w:r>
+        <w:rPr>
+          <w:rFonts w:ascii="Consolas" w:hAnsi="Consolas" w:eastAsia="맑은 고딕"/>
+          <w:sz w:val="21"/>
+        </w:rPr>
+        <w:t xml:space="preserve">PROTECTION_LEVEL</w:t>
+      </w:r>
+      <w:r>
+        <w:rPr>
+          <w:rFonts w:ascii="맑은 고딕" w:hAnsi="맑은 고딕" w:eastAsia="맑은 고딕"/>
+          <w:sz w:val="21"/>
+        </w:rPr>
+        <w:t xml:space="preserve">이 </w:t>
+      </w:r>
+      <w:r>
+        <w:rPr>
+          <w:rFonts w:ascii="Consolas" w:hAnsi="Consolas" w:eastAsia="맑은 고딕"/>
+          <w:sz w:val="21"/>
+        </w:rPr>
+        <w:t xml:space="preserve">RESYNCHRONIZATION</w:t>
+      </w:r>
+      <w:r>
+        <w:rPr>
+          <w:rFonts w:ascii="맑은 고딕" w:hAnsi="맑은 고딕" w:eastAsia="맑은 고딕"/>
+          <w:sz w:val="21"/>
+        </w:rPr>
+        <w:t xml:space="preserve">에 머무를 때의 진단 절차를 쓰라. 정상적인 과도 상태와 실제 문제를 구별하는 기준을 포함한다.</w:t>
       </w:r>
     </w:p>
     <w:p>
@@ -584,6 +794,8 @@
       </w:r>
     </w:p>
     <w:sectPr>
+      <w:headerReference w:type="default" r:id="rId9"/>
+      <w:footerReference w:type="default" r:id="rId10"/>
       <w:pgSz w:w="12240" w:h="15840"/>
       <w:pgMar w:top="1440" w:right="1800" w:bottom="1440" w:left="1800" w:header="720" w:footer="720" w:gutter="0"/>
       <w:cols w:space="720"/>
@@ -591,6 +803,26 @@
     </w:sectPr>
   </w:body>
 </w:document>
+</file>
+
+<file path=word/footer1.xml><?xml version="1.0" encoding="utf-8"?>
+<w:ftr xmlns:m="http://schemas.openxmlformats.org/officeDocument/2006/math" xmlns:mc="http://schemas.openxmlformats.org/markup-compatibility/2006" xmlns:mo="http://schemas.microsoft.com/office/mac/office/2008/main" xmlns:mv="urn:schemas-microsoft-com:mac:vml" xmlns:o="urn:schemas-microsoft-com:office:office" xmlns:r="http://schemas.openxmlformats.org/officeDocument/2006/relationships" xmlns:v="urn:schemas-microsoft-com:vml" xmlns:w10="urn:schemas-microsoft-com:office:word" xmlns:w14="http://schemas.microsoft.com/office/word/2010/wordml" xmlns:w="http://schemas.openxmlformats.org/wordprocessingml/2006/main" xmlns:wne="http://schemas.microsoft.com/office/word/2006/wordml" xmlns:wp14="http://schemas.microsoft.com/office/word/2010/wordprocessingDrawing" xmlns:wp="http://schemas.openxmlformats.org/drawingml/2006/wordprocessingDrawing" xmlns:wpc="http://schemas.microsoft.com/office/word/2010/wordprocessingCanvas" xmlns:wpg="http://schemas.microsoft.com/office/word/2010/wordprocessingGroup" xmlns:wpi="http://schemas.microsoft.com/office/word/2010/wordprocessingInk" xmlns:wps="http://schemas.microsoft.com/office/word/2010/wordprocessingShape" mc:Ignorable="w14 wp14">
+  <w:p>
+    <w:pPr>
+      <w:pStyle w:val="Footer"/>
+    </w:pPr>
+  </w:p>
+</w:ftr>
+</file>
+
+<file path=word/header1.xml><?xml version="1.0" encoding="utf-8"?>
+<w:hdr xmlns:m="http://schemas.openxmlformats.org/officeDocument/2006/math" xmlns:mc="http://schemas.openxmlformats.org/markup-compatibility/2006" xmlns:mo="http://schemas.microsoft.com/office/mac/office/2008/main" xmlns:mv="urn:schemas-microsoft-com:mac:vml" xmlns:o="urn:schemas-microsoft-com:office:office" xmlns:r="http://schemas.openxmlformats.org/officeDocument/2006/relationships" xmlns:v="urn:schemas-microsoft-com:vml" xmlns:w10="urn:schemas-microsoft-com:office:word" xmlns:w14="http://schemas.microsoft.com/office/word/2010/wordml" xmlns:w="http://schemas.openxmlformats.org/wordprocessingml/2006/main" xmlns:wne="http://schemas.microsoft.com/office/word/2006/wordml" xmlns:wp14="http://schemas.microsoft.com/office/word/2010/wordprocessingDrawing" xmlns:wp="http://schemas.openxmlformats.org/drawingml/2006/wordprocessingDrawing" xmlns:wpc="http://schemas.microsoft.com/office/word/2010/wordprocessingCanvas" xmlns:wpg="http://schemas.microsoft.com/office/word/2010/wordprocessingGroup" xmlns:wpi="http://schemas.microsoft.com/office/word/2010/wordprocessingInk" xmlns:wps="http://schemas.microsoft.com/office/word/2010/wordprocessingShape" mc:Ignorable="w14 wp14">
+  <w:p>
+    <w:pPr>
+      <w:pStyle w:val="Header"/>
+    </w:pPr>
+  </w:p>
+</w:hdr>
 </file>
 
 <file path=word/numbering.xml><?xml version="1.0" encoding="utf-8"?>
